--- a/data/human_paras/human_para_164.docx
+++ b/data/human_paras/human_para_164.docx
@@ -4,7 +4,7 @@
   <w:body>
     <w:p>
       <w:r>
-        <w:t>Determining why any circumstance is aware rather than unconscious is a puzzling question in consciousness. According to Armstrong, first-individual consciousness is an outrageous-request capacity of insight: cognizance is a self-examining component of the focal sensory system. Another aspect of the focused sensory system is assumed to be filtered by some element. It is a good argument for consciousness because awareness of human thoughts portrays that we consciously live our lives.</w:t>
+        <w:t>According to Frankfurt, the essence of the will's feasibility is a satisfying initial demand will. It inspires people to do what they want, for example. In Frankfurt's sense, a desire to eat a sack of apples is one's will, assuming that desire carries one to eat the sack of apples. Also, as Frankfurt points out, a 'wanton' is an animal that has been integrated to have a second proposal wishes but is unsuitable for forming volitions of the later request. Frankfurt's description of a person is all about the individual's desire, and I agree with that because all human beings in this world have a sense of desire from different kinds of perspectives.</w:t>
       </w:r>
     </w:p>
     <w:sectPr>
